--- a/00-首页/题组Word/第一轮习题集-学生版/第一轮化学原理-溶液与相图习题集.docx
+++ b/00-首页/题组Word/第一轮习题集-学生版/第一轮化学原理-溶液与相图习题集.docx
@@ -752,23 +752,6 @@
     </w:p>
     <w:p>
       <w:pPr>
-        <w:pStyle w:val="BlockText"/>
-      </w:pPr>
-      <w:r>
-        <w:rPr>
-          <w:rFonts w:hint="eastAsia" w:ascii="Times New Roman" w:hAnsi="Times New Roman" w:eastAsia="FangSong" w:cs="Times New Roman"/>
-        </w:rPr>
-        <w:t>原题</w:t>
-      </w:r>
-      <w:r>
-        <w:rPr>
-          <w:rFonts w:hint="eastAsia" w:ascii="Times New Roman" w:hAnsi="Times New Roman" w:eastAsia="Times New Roman" w:cs="Times New Roman"/>
-        </w:rPr>
-        <w:t>：03-01</w:t>
-      </w:r>
-    </w:p>
-    <w:p>
-      <w:pPr>
         <w:pStyle w:val="FirstParagraph"/>
       </w:pPr>
       <w:r>
@@ -1094,23 +1077,6 @@
           <w:rFonts w:hint="eastAsia" w:ascii="Times New Roman" w:hAnsi="Times New Roman" w:eastAsia="Times New Roman" w:cs="Times New Roman"/>
         </w:rPr>
         <w:t>]</w:t>
-      </w:r>
-    </w:p>
-    <w:p>
-      <w:pPr>
-        <w:pStyle w:val="BlockText"/>
-      </w:pPr>
-      <w:r>
-        <w:rPr>
-          <w:rFonts w:hint="eastAsia" w:ascii="Times New Roman" w:hAnsi="Times New Roman" w:eastAsia="FangSong" w:cs="Times New Roman"/>
-        </w:rPr>
-        <w:t>原题</w:t>
-      </w:r>
-      <w:r>
-        <w:rPr>
-          <w:rFonts w:hint="eastAsia" w:ascii="Times New Roman" w:hAnsi="Times New Roman" w:eastAsia="Times New Roman" w:cs="Times New Roman"/>
-        </w:rPr>
-        <w:t>：03-02</w:t>
       </w:r>
     </w:p>
     <w:p>
@@ -3013,24 +2979,6 @@
       <w:pPr>
         <w:pStyle w:val="BlockText"/>
       </w:pPr>
-      <w:r>
-        <w:rPr>
-          <w:rFonts w:hint="eastAsia" w:ascii="Times New Roman" w:hAnsi="Times New Roman" w:eastAsia="FangSong" w:cs="Times New Roman"/>
-        </w:rPr>
-        <w:t>原题</w:t>
-      </w:r>
-      <w:r>
-        <w:rPr>
-          <w:rFonts w:hint="eastAsia" w:ascii="Times New Roman" w:hAnsi="Times New Roman" w:eastAsia="Times New Roman" w:cs="Times New Roman"/>
-        </w:rPr>
-        <w:t>：03-03</w:t>
-      </w:r>
-      <w:r>
-        <w:rPr>
-          <w:rFonts w:ascii="Times New Roman" w:hAnsi="Times New Roman" w:eastAsia="Times New Roman" w:cs="Times New Roman"/>
-        </w:rPr>
-        <w:t xml:space="preserve"> </w:t>
-      </w:r>
       <w:r>
         <w:rPr>
           <w:rFonts w:ascii="Times New Roman" w:hAnsi="Times New Roman" w:eastAsia="Times New Roman" w:cs="Times New Roman"/>
@@ -3896,24 +3844,6 @@
       </w:pPr>
       <w:r>
         <w:rPr>
-          <w:rFonts w:hint="eastAsia" w:ascii="Times New Roman" w:hAnsi="Times New Roman" w:eastAsia="FangSong" w:cs="Times New Roman"/>
-        </w:rPr>
-        <w:t>原题</w:t>
-      </w:r>
-      <w:r>
-        <w:rPr>
-          <w:rFonts w:hint="eastAsia" w:ascii="Times New Roman" w:hAnsi="Times New Roman" w:eastAsia="Times New Roman" w:cs="Times New Roman"/>
-        </w:rPr>
-        <w:t>：03-04</w:t>
-      </w:r>
-      <w:r>
-        <w:rPr>
-          <w:rFonts w:ascii="Times New Roman" w:hAnsi="Times New Roman" w:eastAsia="Times New Roman" w:cs="Times New Roman"/>
-        </w:rPr>
-        <w:t xml:space="preserve"> </w:t>
-      </w:r>
-      <w:r>
-        <w:rPr>
           <w:rFonts w:ascii="Times New Roman" w:hAnsi="Times New Roman" w:eastAsia="Times New Roman" w:cs="Times New Roman"/>
         </w:rPr>
         <w:t xml:space="preserve">🔁</w:t>
@@ -4196,24 +4126,6 @@
       </w:pPr>
       <w:r>
         <w:rPr>
-          <w:rFonts w:hint="eastAsia" w:ascii="Times New Roman" w:hAnsi="Times New Roman" w:eastAsia="FangSong" w:cs="Times New Roman"/>
-        </w:rPr>
-        <w:t>原题</w:t>
-      </w:r>
-      <w:r>
-        <w:rPr>
-          <w:rFonts w:hint="eastAsia" w:ascii="Times New Roman" w:hAnsi="Times New Roman" w:eastAsia="Times New Roman" w:cs="Times New Roman"/>
-        </w:rPr>
-        <w:t>：03-05</w:t>
-      </w:r>
-      <w:r>
-        <w:rPr>
-          <w:rFonts w:ascii="Times New Roman" w:hAnsi="Times New Roman" w:eastAsia="Times New Roman" w:cs="Times New Roman"/>
-        </w:rPr>
-        <w:t xml:space="preserve"> </w:t>
-      </w:r>
-      <w:r>
-        <w:rPr>
           <w:rFonts w:ascii="Times New Roman" w:hAnsi="Times New Roman" w:eastAsia="Times New Roman" w:cs="Times New Roman"/>
         </w:rPr>
         <w:t xml:space="preserve">🔁</w:t>
@@ -4470,24 +4382,6 @@
       <w:pPr>
         <w:pStyle w:val="BlockText"/>
       </w:pPr>
-      <w:r>
-        <w:rPr>
-          <w:rFonts w:hint="eastAsia" w:ascii="Times New Roman" w:hAnsi="Times New Roman" w:eastAsia="FangSong" w:cs="Times New Roman"/>
-        </w:rPr>
-        <w:t>原题</w:t>
-      </w:r>
-      <w:r>
-        <w:rPr>
-          <w:rFonts w:hint="eastAsia" w:ascii="Times New Roman" w:hAnsi="Times New Roman" w:eastAsia="Times New Roman" w:cs="Times New Roman"/>
-        </w:rPr>
-        <w:t>：03-06</w:t>
-      </w:r>
-      <w:r>
-        <w:rPr>
-          <w:rFonts w:ascii="Times New Roman" w:hAnsi="Times New Roman" w:eastAsia="Times New Roman" w:cs="Times New Roman"/>
-        </w:rPr>
-        <w:t xml:space="preserve"> </w:t>
-      </w:r>
       <w:r>
         <w:rPr>
           <w:rFonts w:ascii="Times New Roman" w:hAnsi="Times New Roman" w:eastAsia="Times New Roman" w:cs="Times New Roman"/>
@@ -4810,23 +4704,6 @@
           <w:rFonts w:hint="eastAsia" w:ascii="Times New Roman" w:hAnsi="Times New Roman" w:eastAsia="Times New Roman" w:cs="Times New Roman"/>
         </w:rPr>
         <w:t>]</w:t>
-      </w:r>
-    </w:p>
-    <w:p>
-      <w:pPr>
-        <w:pStyle w:val="BlockText"/>
-      </w:pPr>
-      <w:r>
-        <w:rPr>
-          <w:rFonts w:hint="eastAsia" w:ascii="Times New Roman" w:hAnsi="Times New Roman" w:eastAsia="FangSong" w:cs="Times New Roman"/>
-        </w:rPr>
-        <w:t>原题</w:t>
-      </w:r>
-      <w:r>
-        <w:rPr>
-          <w:rFonts w:hint="eastAsia" w:ascii="Times New Roman" w:hAnsi="Times New Roman" w:eastAsia="Times New Roman" w:cs="Times New Roman"/>
-        </w:rPr>
-        <w:t>：03-07</w:t>
       </w:r>
     </w:p>
     <w:p>
@@ -5581,23 +5458,6 @@
     </w:p>
     <w:p>
       <w:pPr>
-        <w:pStyle w:val="BlockText"/>
-      </w:pPr>
-      <w:r>
-        <w:rPr>
-          <w:rFonts w:hint="eastAsia" w:ascii="Times New Roman" w:hAnsi="Times New Roman" w:eastAsia="FangSong" w:cs="Times New Roman"/>
-        </w:rPr>
-        <w:t>原题</w:t>
-      </w:r>
-      <w:r>
-        <w:rPr>
-          <w:rFonts w:hint="eastAsia" w:ascii="Times New Roman" w:hAnsi="Times New Roman" w:eastAsia="Times New Roman" w:cs="Times New Roman"/>
-        </w:rPr>
-        <w:t>：03-08</w:t>
-      </w:r>
-    </w:p>
-    <w:p>
-      <w:pPr>
         <w:pStyle w:val="FirstParagraph"/>
       </w:pPr>
       <w:r>
@@ -6273,23 +6133,6 @@
           <w:rFonts w:hint="eastAsia" w:ascii="Times New Roman" w:hAnsi="Times New Roman" w:eastAsia="Times New Roman" w:cs="Times New Roman"/>
         </w:rPr>
         <w:t>]</w:t>
-      </w:r>
-    </w:p>
-    <w:p>
-      <w:pPr>
-        <w:pStyle w:val="BlockText"/>
-      </w:pPr>
-      <w:r>
-        <w:rPr>
-          <w:rFonts w:hint="eastAsia" w:ascii="Times New Roman" w:hAnsi="Times New Roman" w:eastAsia="FangSong" w:cs="Times New Roman"/>
-        </w:rPr>
-        <w:t>原题</w:t>
-      </w:r>
-      <w:r>
-        <w:rPr>
-          <w:rFonts w:hint="eastAsia" w:ascii="Times New Roman" w:hAnsi="Times New Roman" w:eastAsia="Times New Roman" w:cs="Times New Roman"/>
-        </w:rPr>
-        <w:t>：03-14</w:t>
       </w:r>
     </w:p>
     <w:p>
@@ -6649,23 +6492,6 @@
     </w:p>
     <w:p>
       <w:pPr>
-        <w:pStyle w:val="BlockText"/>
-      </w:pPr>
-      <w:r>
-        <w:rPr>
-          <w:rFonts w:hint="eastAsia" w:ascii="Times New Roman" w:hAnsi="Times New Roman" w:eastAsia="FangSong" w:cs="Times New Roman"/>
-        </w:rPr>
-        <w:t>原题</w:t>
-      </w:r>
-      <w:r>
-        <w:rPr>
-          <w:rFonts w:hint="eastAsia" w:ascii="Times New Roman" w:hAnsi="Times New Roman" w:eastAsia="Times New Roman" w:cs="Times New Roman"/>
-        </w:rPr>
-        <w:t>：03-16</w:t>
-      </w:r>
-    </w:p>
-    <w:p>
-      <w:pPr>
         <w:pStyle w:val="FirstParagraph"/>
       </w:pPr>
       <w:r>
@@ -7691,23 +7517,6 @@
           <w:rFonts w:hint="eastAsia" w:ascii="Times New Roman" w:hAnsi="Times New Roman" w:eastAsia="Times New Roman" w:cs="Times New Roman"/>
         </w:rPr>
         <w:t>]</w:t>
-      </w:r>
-    </w:p>
-    <w:p>
-      <w:pPr>
-        <w:pStyle w:val="BlockText"/>
-      </w:pPr>
-      <w:r>
-        <w:rPr>
-          <w:rFonts w:hint="eastAsia" w:ascii="Times New Roman" w:hAnsi="Times New Roman" w:eastAsia="FangSong" w:cs="Times New Roman"/>
-        </w:rPr>
-        <w:t>原题</w:t>
-      </w:r>
-      <w:r>
-        <w:rPr>
-          <w:rFonts w:hint="eastAsia" w:ascii="Times New Roman" w:hAnsi="Times New Roman" w:eastAsia="Times New Roman" w:cs="Times New Roman"/>
-        </w:rPr>
-        <w:t>：04-20</w:t>
       </w:r>
     </w:p>
     <w:p>
@@ -14860,72 +14669,6 @@
       </w:pPr>
       <w:r>
         <w:rPr>
-          <w:rFonts w:hint="eastAsia" w:ascii="Times New Roman" w:hAnsi="Times New Roman" w:eastAsia="FangSong" w:cs="Times New Roman"/>
-        </w:rPr>
-        <w:t>原题</w:t>
-      </w:r>
-      <w:r>
-        <w:rPr>
-          <w:rFonts w:hint="eastAsia" w:ascii="Times New Roman" w:hAnsi="Times New Roman" w:eastAsia="Times New Roman" w:cs="Times New Roman"/>
-        </w:rPr>
-        <w:t>：</w:t>
-      </w:r>
-      <w:r>
-        <w:rPr>
-          <w:rFonts w:hint="eastAsia" w:ascii="Times New Roman" w:hAnsi="Times New Roman" w:eastAsia="FangSong" w:cs="Times New Roman"/>
-        </w:rPr>
-        <w:t>题</w:t>
-      </w:r>
-      <w:r>
-        <w:rPr>
-          <w:rFonts w:hint="eastAsia" w:ascii="Times New Roman" w:hAnsi="Times New Roman" w:eastAsia="Times New Roman" w:cs="Times New Roman"/>
-        </w:rPr>
-        <w:t>-053-</w:t>
-      </w:r>
-      <w:r>
-        <w:rPr>
-          <w:rFonts w:hint="eastAsia" w:ascii="Times New Roman" w:hAnsi="Times New Roman" w:eastAsia="FangSong" w:cs="Times New Roman"/>
-        </w:rPr>
-        <w:t>上海中学</w:t>
-      </w:r>
-      <w:r>
-        <w:rPr>
-          <w:rFonts w:hint="eastAsia" w:ascii="Times New Roman" w:hAnsi="Times New Roman" w:eastAsia="Times New Roman" w:cs="Times New Roman"/>
-        </w:rPr>
-        <w:t>-</w:t>
-      </w:r>
-      <w:r>
-        <w:rPr>
-          <w:rFonts w:hint="eastAsia" w:ascii="Times New Roman" w:hAnsi="Times New Roman" w:eastAsia="FangSong" w:cs="Times New Roman"/>
-        </w:rPr>
-        <w:t>溶液和胶体</w:t>
-      </w:r>
-      <w:r>
-        <w:rPr>
-          <w:rFonts w:hint="eastAsia" w:ascii="Times New Roman" w:hAnsi="Times New Roman" w:eastAsia="Times New Roman" w:cs="Times New Roman"/>
-        </w:rPr>
-        <w:t>-</w:t>
-      </w:r>
-      <w:r>
-        <w:rPr>
-          <w:rFonts w:hint="eastAsia" w:ascii="Times New Roman" w:hAnsi="Times New Roman" w:eastAsia="FangSong" w:cs="Times New Roman"/>
-        </w:rPr>
-        <w:t>习题</w:t>
-      </w:r>
-      <w:r>
-        <w:rPr>
-          <w:rFonts w:hint="eastAsia" w:ascii="Times New Roman" w:hAnsi="Times New Roman" w:eastAsia="Times New Roman" w:cs="Times New Roman"/>
-        </w:rPr>
-        <w:t>9</w:t>
-      </w:r>
-      <w:r>
-        <w:rPr>
-          <w:rFonts w:ascii="Times New Roman" w:hAnsi="Times New Roman" w:eastAsia="Times New Roman" w:cs="Times New Roman"/>
-        </w:rPr>
-        <w:t xml:space="preserve"> </w:t>
-      </w:r>
-      <w:r>
-        <w:rPr>
           <w:rFonts w:ascii="Times New Roman" w:hAnsi="Times New Roman" w:eastAsia="Times New Roman" w:cs="Times New Roman"/>
         </w:rPr>
         <w:t xml:space="preserve">🔁</w:t>
@@ -16501,72 +16244,6 @@
       <w:pPr>
         <w:pStyle w:val="BlockText"/>
       </w:pPr>
-      <w:r>
-        <w:rPr>
-          <w:rFonts w:hint="eastAsia" w:ascii="Times New Roman" w:hAnsi="Times New Roman" w:eastAsia="FangSong" w:cs="Times New Roman"/>
-        </w:rPr>
-        <w:t>原题</w:t>
-      </w:r>
-      <w:r>
-        <w:rPr>
-          <w:rFonts w:hint="eastAsia" w:ascii="Times New Roman" w:hAnsi="Times New Roman" w:eastAsia="Times New Roman" w:cs="Times New Roman"/>
-        </w:rPr>
-        <w:t>：</w:t>
-      </w:r>
-      <w:r>
-        <w:rPr>
-          <w:rFonts w:hint="eastAsia" w:ascii="Times New Roman" w:hAnsi="Times New Roman" w:eastAsia="FangSong" w:cs="Times New Roman"/>
-        </w:rPr>
-        <w:t>题</w:t>
-      </w:r>
-      <w:r>
-        <w:rPr>
-          <w:rFonts w:hint="eastAsia" w:ascii="Times New Roman" w:hAnsi="Times New Roman" w:eastAsia="Times New Roman" w:cs="Times New Roman"/>
-        </w:rPr>
-        <w:t>-053-</w:t>
-      </w:r>
-      <w:r>
-        <w:rPr>
-          <w:rFonts w:hint="eastAsia" w:ascii="Times New Roman" w:hAnsi="Times New Roman" w:eastAsia="FangSong" w:cs="Times New Roman"/>
-        </w:rPr>
-        <w:t>初赛讲义</w:t>
-      </w:r>
-      <w:r>
-        <w:rPr>
-          <w:rFonts w:hint="eastAsia" w:ascii="Times New Roman" w:hAnsi="Times New Roman" w:eastAsia="Times New Roman" w:cs="Times New Roman"/>
-        </w:rPr>
-        <w:t>-</w:t>
-      </w:r>
-      <w:r>
-        <w:rPr>
-          <w:rFonts w:hint="eastAsia" w:ascii="Times New Roman" w:hAnsi="Times New Roman" w:eastAsia="FangSong" w:cs="Times New Roman"/>
-        </w:rPr>
-        <w:t>溶液与化学分析</w:t>
-      </w:r>
-      <w:r>
-        <w:rPr>
-          <w:rFonts w:hint="eastAsia" w:ascii="Times New Roman" w:hAnsi="Times New Roman" w:eastAsia="Times New Roman" w:cs="Times New Roman"/>
-        </w:rPr>
-        <w:t>-</w:t>
-      </w:r>
-      <w:r>
-        <w:rPr>
-          <w:rFonts w:hint="eastAsia" w:ascii="Times New Roman" w:hAnsi="Times New Roman" w:eastAsia="FangSong" w:cs="Times New Roman"/>
-        </w:rPr>
-        <w:t>习题</w:t>
-      </w:r>
-      <w:r>
-        <w:rPr>
-          <w:rFonts w:hint="eastAsia" w:ascii="Times New Roman" w:hAnsi="Times New Roman" w:eastAsia="Times New Roman" w:cs="Times New Roman"/>
-        </w:rPr>
-        <w:t>9.41</w:t>
-      </w:r>
-      <w:r>
-        <w:rPr>
-          <w:rFonts w:ascii="Times New Roman" w:hAnsi="Times New Roman" w:eastAsia="Times New Roman" w:cs="Times New Roman"/>
-        </w:rPr>
-        <w:t xml:space="preserve"> </w:t>
-      </w:r>
       <w:r>
         <w:rPr>
           <w:rFonts w:ascii="Times New Roman" w:hAnsi="Times New Roman" w:eastAsia="Times New Roman" w:cs="Times New Roman"/>
@@ -17395,71 +17072,6 @@
     </w:p>
     <w:p>
       <w:pPr>
-        <w:pStyle w:val="BlockText"/>
-      </w:pPr>
-      <w:r>
-        <w:rPr>
-          <w:rFonts w:hint="eastAsia" w:ascii="Times New Roman" w:hAnsi="Times New Roman" w:eastAsia="FangSong" w:cs="Times New Roman"/>
-        </w:rPr>
-        <w:t>原题</w:t>
-      </w:r>
-      <w:r>
-        <w:rPr>
-          <w:rFonts w:hint="eastAsia" w:ascii="Times New Roman" w:hAnsi="Times New Roman" w:eastAsia="Times New Roman" w:cs="Times New Roman"/>
-        </w:rPr>
-        <w:t>：</w:t>
-      </w:r>
-      <w:r>
-        <w:rPr>
-          <w:rFonts w:hint="eastAsia" w:ascii="Times New Roman" w:hAnsi="Times New Roman" w:eastAsia="FangSong" w:cs="Times New Roman"/>
-        </w:rPr>
-        <w:t>题</w:t>
-      </w:r>
-      <w:r>
-        <w:rPr>
-          <w:rFonts w:hint="eastAsia" w:ascii="Times New Roman" w:hAnsi="Times New Roman" w:eastAsia="Times New Roman" w:cs="Times New Roman"/>
-        </w:rPr>
-        <w:t>-053-</w:t>
-      </w:r>
-      <w:r>
-        <w:rPr>
-          <w:rFonts w:hint="eastAsia" w:ascii="Times New Roman" w:hAnsi="Times New Roman" w:eastAsia="FangSong" w:cs="Times New Roman"/>
-        </w:rPr>
-        <w:t>初赛讲义</w:t>
-      </w:r>
-      <w:r>
-        <w:rPr>
-          <w:rFonts w:hint="eastAsia" w:ascii="Times New Roman" w:hAnsi="Times New Roman" w:eastAsia="Times New Roman" w:cs="Times New Roman"/>
-        </w:rPr>
-        <w:t>-</w:t>
-      </w:r>
-      <w:r>
-        <w:rPr>
-          <w:rFonts w:hint="eastAsia" w:ascii="Times New Roman" w:hAnsi="Times New Roman" w:eastAsia="FangSong" w:cs="Times New Roman"/>
-        </w:rPr>
-        <w:t>溶液与化学分析</w:t>
-      </w:r>
-      <w:r>
-        <w:rPr>
-          <w:rFonts w:hint="eastAsia" w:ascii="Times New Roman" w:hAnsi="Times New Roman" w:eastAsia="Times New Roman" w:cs="Times New Roman"/>
-        </w:rPr>
-        <w:t>-</w:t>
-      </w:r>
-      <w:r>
-        <w:rPr>
-          <w:rFonts w:hint="eastAsia" w:ascii="Times New Roman" w:hAnsi="Times New Roman" w:eastAsia="FangSong" w:cs="Times New Roman"/>
-        </w:rPr>
-        <w:t>习题</w:t>
-      </w:r>
-      <w:r>
-        <w:rPr>
-          <w:rFonts w:hint="eastAsia" w:ascii="Times New Roman" w:hAnsi="Times New Roman" w:eastAsia="Times New Roman" w:cs="Times New Roman"/>
-        </w:rPr>
-        <w:t>9.42</w:t>
-      </w:r>
-    </w:p>
-    <w:p>
-      <w:pPr>
         <w:pStyle w:val="FirstParagraph"/>
       </w:pPr>
       <w:r>
@@ -19708,72 +19320,6 @@
       <w:pPr>
         <w:pStyle w:val="BlockText"/>
       </w:pPr>
-      <w:r>
-        <w:rPr>
-          <w:rFonts w:hint="eastAsia" w:ascii="Times New Roman" w:hAnsi="Times New Roman" w:eastAsia="FangSong" w:cs="Times New Roman"/>
-        </w:rPr>
-        <w:t>原题</w:t>
-      </w:r>
-      <w:r>
-        <w:rPr>
-          <w:rFonts w:hint="eastAsia" w:ascii="Times New Roman" w:hAnsi="Times New Roman" w:eastAsia="Times New Roman" w:cs="Times New Roman"/>
-        </w:rPr>
-        <w:t>：</w:t>
-      </w:r>
-      <w:r>
-        <w:rPr>
-          <w:rFonts w:hint="eastAsia" w:ascii="Times New Roman" w:hAnsi="Times New Roman" w:eastAsia="FangSong" w:cs="Times New Roman"/>
-        </w:rPr>
-        <w:t>题</w:t>
-      </w:r>
-      <w:r>
-        <w:rPr>
-          <w:rFonts w:hint="eastAsia" w:ascii="Times New Roman" w:hAnsi="Times New Roman" w:eastAsia="Times New Roman" w:cs="Times New Roman"/>
-        </w:rPr>
-        <w:t>-052-</w:t>
-      </w:r>
-      <w:r>
-        <w:rPr>
-          <w:rFonts w:hint="eastAsia" w:ascii="Times New Roman" w:hAnsi="Times New Roman" w:eastAsia="FangSong" w:cs="Times New Roman"/>
-        </w:rPr>
-        <w:t>初赛讲义</w:t>
-      </w:r>
-      <w:r>
-        <w:rPr>
-          <w:rFonts w:hint="eastAsia" w:ascii="Times New Roman" w:hAnsi="Times New Roman" w:eastAsia="Times New Roman" w:cs="Times New Roman"/>
-        </w:rPr>
-        <w:t>-</w:t>
-      </w:r>
-      <w:r>
-        <w:rPr>
-          <w:rFonts w:hint="eastAsia" w:ascii="Times New Roman" w:hAnsi="Times New Roman" w:eastAsia="FangSong" w:cs="Times New Roman"/>
-        </w:rPr>
-        <w:t>溶液与化学分析</w:t>
-      </w:r>
-      <w:r>
-        <w:rPr>
-          <w:rFonts w:hint="eastAsia" w:ascii="Times New Roman" w:hAnsi="Times New Roman" w:eastAsia="Times New Roman" w:cs="Times New Roman"/>
-        </w:rPr>
-        <w:t>-</w:t>
-      </w:r>
-      <w:r>
-        <w:rPr>
-          <w:rFonts w:hint="eastAsia" w:ascii="Times New Roman" w:hAnsi="Times New Roman" w:eastAsia="FangSong" w:cs="Times New Roman"/>
-        </w:rPr>
-        <w:t>习题</w:t>
-      </w:r>
-      <w:r>
-        <w:rPr>
-          <w:rFonts w:hint="eastAsia" w:ascii="Times New Roman" w:hAnsi="Times New Roman" w:eastAsia="Times New Roman" w:cs="Times New Roman"/>
-        </w:rPr>
-        <w:t>9.30</w:t>
-      </w:r>
-      <w:r>
-        <w:rPr>
-          <w:rFonts w:ascii="Times New Roman" w:hAnsi="Times New Roman" w:eastAsia="Times New Roman" w:cs="Times New Roman"/>
-        </w:rPr>
-        <w:t xml:space="preserve"> </w:t>
-      </w:r>
       <w:r>
         <w:rPr>
           <w:rFonts w:ascii="Times New Roman" w:hAnsi="Times New Roman" w:eastAsia="Times New Roman" w:cs="Times New Roman"/>
@@ -22844,72 +22390,6 @@
       </w:pPr>
       <w:r>
         <w:rPr>
-          <w:rFonts w:hint="eastAsia" w:ascii="Times New Roman" w:hAnsi="Times New Roman" w:eastAsia="FangSong" w:cs="Times New Roman"/>
-        </w:rPr>
-        <w:t>原题</w:t>
-      </w:r>
-      <w:r>
-        <w:rPr>
-          <w:rFonts w:hint="eastAsia" w:ascii="Times New Roman" w:hAnsi="Times New Roman" w:eastAsia="Times New Roman" w:cs="Times New Roman"/>
-        </w:rPr>
-        <w:t>：</w:t>
-      </w:r>
-      <w:r>
-        <w:rPr>
-          <w:rFonts w:hint="eastAsia" w:ascii="Times New Roman" w:hAnsi="Times New Roman" w:eastAsia="FangSong" w:cs="Times New Roman"/>
-        </w:rPr>
-        <w:t>题</w:t>
-      </w:r>
-      <w:r>
-        <w:rPr>
-          <w:rFonts w:hint="eastAsia" w:ascii="Times New Roman" w:hAnsi="Times New Roman" w:eastAsia="Times New Roman" w:cs="Times New Roman"/>
-        </w:rPr>
-        <w:t>-053-</w:t>
-      </w:r>
-      <w:r>
-        <w:rPr>
-          <w:rFonts w:hint="eastAsia" w:ascii="Times New Roman" w:hAnsi="Times New Roman" w:eastAsia="FangSong" w:cs="Times New Roman"/>
-        </w:rPr>
-        <w:t>上海中学</w:t>
-      </w:r>
-      <w:r>
-        <w:rPr>
-          <w:rFonts w:hint="eastAsia" w:ascii="Times New Roman" w:hAnsi="Times New Roman" w:eastAsia="Times New Roman" w:cs="Times New Roman"/>
-        </w:rPr>
-        <w:t>-</w:t>
-      </w:r>
-      <w:r>
-        <w:rPr>
-          <w:rFonts w:hint="eastAsia" w:ascii="Times New Roman" w:hAnsi="Times New Roman" w:eastAsia="FangSong" w:cs="Times New Roman"/>
-        </w:rPr>
-        <w:t>溶液和胶体</w:t>
-      </w:r>
-      <w:r>
-        <w:rPr>
-          <w:rFonts w:hint="eastAsia" w:ascii="Times New Roman" w:hAnsi="Times New Roman" w:eastAsia="Times New Roman" w:cs="Times New Roman"/>
-        </w:rPr>
-        <w:t>-</w:t>
-      </w:r>
-      <w:r>
-        <w:rPr>
-          <w:rFonts w:hint="eastAsia" w:ascii="Times New Roman" w:hAnsi="Times New Roman" w:eastAsia="FangSong" w:cs="Times New Roman"/>
-        </w:rPr>
-        <w:t>习题</w:t>
-      </w:r>
-      <w:r>
-        <w:rPr>
-          <w:rFonts w:hint="eastAsia" w:ascii="Times New Roman" w:hAnsi="Times New Roman" w:eastAsia="Times New Roman" w:cs="Times New Roman"/>
-        </w:rPr>
-        <w:t>1</w:t>
-      </w:r>
-      <w:r>
-        <w:rPr>
-          <w:rFonts w:ascii="Times New Roman" w:hAnsi="Times New Roman" w:eastAsia="Times New Roman" w:cs="Times New Roman"/>
-        </w:rPr>
-        <w:t xml:space="preserve"> </w:t>
-      </w:r>
-      <w:r>
-        <w:rPr>
           <w:rFonts w:ascii="Times New Roman" w:hAnsi="Times New Roman" w:eastAsia="Times New Roman" w:cs="Times New Roman"/>
         </w:rPr>
         <w:t xml:space="preserve">🔁</w:t>
@@ -24303,72 +23783,6 @@
       <w:pPr>
         <w:pStyle w:val="BlockText"/>
       </w:pPr>
-      <w:r>
-        <w:rPr>
-          <w:rFonts w:hint="eastAsia" w:ascii="Times New Roman" w:hAnsi="Times New Roman" w:eastAsia="FangSong" w:cs="Times New Roman"/>
-        </w:rPr>
-        <w:t>原题</w:t>
-      </w:r>
-      <w:r>
-        <w:rPr>
-          <w:rFonts w:hint="eastAsia" w:ascii="Times New Roman" w:hAnsi="Times New Roman" w:eastAsia="Times New Roman" w:cs="Times New Roman"/>
-        </w:rPr>
-        <w:t>：</w:t>
-      </w:r>
-      <w:r>
-        <w:rPr>
-          <w:rFonts w:hint="eastAsia" w:ascii="Times New Roman" w:hAnsi="Times New Roman" w:eastAsia="FangSong" w:cs="Times New Roman"/>
-        </w:rPr>
-        <w:t>题</w:t>
-      </w:r>
-      <w:r>
-        <w:rPr>
-          <w:rFonts w:hint="eastAsia" w:ascii="Times New Roman" w:hAnsi="Times New Roman" w:eastAsia="Times New Roman" w:cs="Times New Roman"/>
-        </w:rPr>
-        <w:t>-053-</w:t>
-      </w:r>
-      <w:r>
-        <w:rPr>
-          <w:rFonts w:hint="eastAsia" w:ascii="Times New Roman" w:hAnsi="Times New Roman" w:eastAsia="FangSong" w:cs="Times New Roman"/>
-        </w:rPr>
-        <w:t>上海中学</w:t>
-      </w:r>
-      <w:r>
-        <w:rPr>
-          <w:rFonts w:hint="eastAsia" w:ascii="Times New Roman" w:hAnsi="Times New Roman" w:eastAsia="Times New Roman" w:cs="Times New Roman"/>
-        </w:rPr>
-        <w:t>-</w:t>
-      </w:r>
-      <w:r>
-        <w:rPr>
-          <w:rFonts w:hint="eastAsia" w:ascii="Times New Roman" w:hAnsi="Times New Roman" w:eastAsia="FangSong" w:cs="Times New Roman"/>
-        </w:rPr>
-        <w:t>溶液和胶体</w:t>
-      </w:r>
-      <w:r>
-        <w:rPr>
-          <w:rFonts w:hint="eastAsia" w:ascii="Times New Roman" w:hAnsi="Times New Roman" w:eastAsia="Times New Roman" w:cs="Times New Roman"/>
-        </w:rPr>
-        <w:t>-</w:t>
-      </w:r>
-      <w:r>
-        <w:rPr>
-          <w:rFonts w:hint="eastAsia" w:ascii="Times New Roman" w:hAnsi="Times New Roman" w:eastAsia="FangSong" w:cs="Times New Roman"/>
-        </w:rPr>
-        <w:t>习题</w:t>
-      </w:r>
-      <w:r>
-        <w:rPr>
-          <w:rFonts w:hint="eastAsia" w:ascii="Times New Roman" w:hAnsi="Times New Roman" w:eastAsia="Times New Roman" w:cs="Times New Roman"/>
-        </w:rPr>
-        <w:t>2</w:t>
-      </w:r>
-      <w:r>
-        <w:rPr>
-          <w:rFonts w:ascii="Times New Roman" w:hAnsi="Times New Roman" w:eastAsia="Times New Roman" w:cs="Times New Roman"/>
-        </w:rPr>
-        <w:t xml:space="preserve"> </w:t>
-      </w:r>
       <w:r>
         <w:rPr>
           <w:rFonts w:ascii="Times New Roman" w:hAnsi="Times New Roman" w:eastAsia="Times New Roman" w:cs="Times New Roman"/>
@@ -25509,72 +24923,6 @@
       </w:pPr>
       <w:r>
         <w:rPr>
-          <w:rFonts w:hint="eastAsia" w:ascii="Times New Roman" w:hAnsi="Times New Roman" w:eastAsia="FangSong" w:cs="Times New Roman"/>
-        </w:rPr>
-        <w:t>原题</w:t>
-      </w:r>
-      <w:r>
-        <w:rPr>
-          <w:rFonts w:hint="eastAsia" w:ascii="Times New Roman" w:hAnsi="Times New Roman" w:eastAsia="Times New Roman" w:cs="Times New Roman"/>
-        </w:rPr>
-        <w:t>：</w:t>
-      </w:r>
-      <w:r>
-        <w:rPr>
-          <w:rFonts w:hint="eastAsia" w:ascii="Times New Roman" w:hAnsi="Times New Roman" w:eastAsia="FangSong" w:cs="Times New Roman"/>
-        </w:rPr>
-        <w:t>题</w:t>
-      </w:r>
-      <w:r>
-        <w:rPr>
-          <w:rFonts w:hint="eastAsia" w:ascii="Times New Roman" w:hAnsi="Times New Roman" w:eastAsia="Times New Roman" w:cs="Times New Roman"/>
-        </w:rPr>
-        <w:t>-053-</w:t>
-      </w:r>
-      <w:r>
-        <w:rPr>
-          <w:rFonts w:hint="eastAsia" w:ascii="Times New Roman" w:hAnsi="Times New Roman" w:eastAsia="FangSong" w:cs="Times New Roman"/>
-        </w:rPr>
-        <w:t>上海中学</w:t>
-      </w:r>
-      <w:r>
-        <w:rPr>
-          <w:rFonts w:hint="eastAsia" w:ascii="Times New Roman" w:hAnsi="Times New Roman" w:eastAsia="Times New Roman" w:cs="Times New Roman"/>
-        </w:rPr>
-        <w:t>-</w:t>
-      </w:r>
-      <w:r>
-        <w:rPr>
-          <w:rFonts w:hint="eastAsia" w:ascii="Times New Roman" w:hAnsi="Times New Roman" w:eastAsia="FangSong" w:cs="Times New Roman"/>
-        </w:rPr>
-        <w:t>溶液和胶体</w:t>
-      </w:r>
-      <w:r>
-        <w:rPr>
-          <w:rFonts w:hint="eastAsia" w:ascii="Times New Roman" w:hAnsi="Times New Roman" w:eastAsia="Times New Roman" w:cs="Times New Roman"/>
-        </w:rPr>
-        <w:t>-</w:t>
-      </w:r>
-      <w:r>
-        <w:rPr>
-          <w:rFonts w:hint="eastAsia" w:ascii="Times New Roman" w:hAnsi="Times New Roman" w:eastAsia="FangSong" w:cs="Times New Roman"/>
-        </w:rPr>
-        <w:t>习题</w:t>
-      </w:r>
-      <w:r>
-        <w:rPr>
-          <w:rFonts w:hint="eastAsia" w:ascii="Times New Roman" w:hAnsi="Times New Roman" w:eastAsia="Times New Roman" w:cs="Times New Roman"/>
-        </w:rPr>
-        <w:t>3</w:t>
-      </w:r>
-      <w:r>
-        <w:rPr>
-          <w:rFonts w:ascii="Times New Roman" w:hAnsi="Times New Roman" w:eastAsia="Times New Roman" w:cs="Times New Roman"/>
-        </w:rPr>
-        <w:t xml:space="preserve"> </w:t>
-      </w:r>
-      <w:r>
-        <w:rPr>
           <w:rFonts w:ascii="Times New Roman" w:hAnsi="Times New Roman" w:eastAsia="Times New Roman" w:cs="Times New Roman"/>
         </w:rPr>
         <w:t xml:space="preserve">🔁</w:t>
@@ -26654,72 +26002,6 @@
       <w:pPr>
         <w:pStyle w:val="BlockText"/>
       </w:pPr>
-      <w:r>
-        <w:rPr>
-          <w:rFonts w:hint="eastAsia" w:ascii="Times New Roman" w:hAnsi="Times New Roman" w:eastAsia="FangSong" w:cs="Times New Roman"/>
-        </w:rPr>
-        <w:t>原题</w:t>
-      </w:r>
-      <w:r>
-        <w:rPr>
-          <w:rFonts w:hint="eastAsia" w:ascii="Times New Roman" w:hAnsi="Times New Roman" w:eastAsia="Times New Roman" w:cs="Times New Roman"/>
-        </w:rPr>
-        <w:t>：</w:t>
-      </w:r>
-      <w:r>
-        <w:rPr>
-          <w:rFonts w:hint="eastAsia" w:ascii="Times New Roman" w:hAnsi="Times New Roman" w:eastAsia="FangSong" w:cs="Times New Roman"/>
-        </w:rPr>
-        <w:t>题</w:t>
-      </w:r>
-      <w:r>
-        <w:rPr>
-          <w:rFonts w:hint="eastAsia" w:ascii="Times New Roman" w:hAnsi="Times New Roman" w:eastAsia="Times New Roman" w:cs="Times New Roman"/>
-        </w:rPr>
-        <w:t>-053-</w:t>
-      </w:r>
-      <w:r>
-        <w:rPr>
-          <w:rFonts w:hint="eastAsia" w:ascii="Times New Roman" w:hAnsi="Times New Roman" w:eastAsia="FangSong" w:cs="Times New Roman"/>
-        </w:rPr>
-        <w:t>上海中学</w:t>
-      </w:r>
-      <w:r>
-        <w:rPr>
-          <w:rFonts w:hint="eastAsia" w:ascii="Times New Roman" w:hAnsi="Times New Roman" w:eastAsia="Times New Roman" w:cs="Times New Roman"/>
-        </w:rPr>
-        <w:t>-</w:t>
-      </w:r>
-      <w:r>
-        <w:rPr>
-          <w:rFonts w:hint="eastAsia" w:ascii="Times New Roman" w:hAnsi="Times New Roman" w:eastAsia="FangSong" w:cs="Times New Roman"/>
-        </w:rPr>
-        <w:t>溶液和胶体</w:t>
-      </w:r>
-      <w:r>
-        <w:rPr>
-          <w:rFonts w:hint="eastAsia" w:ascii="Times New Roman" w:hAnsi="Times New Roman" w:eastAsia="Times New Roman" w:cs="Times New Roman"/>
-        </w:rPr>
-        <w:t>-</w:t>
-      </w:r>
-      <w:r>
-        <w:rPr>
-          <w:rFonts w:hint="eastAsia" w:ascii="Times New Roman" w:hAnsi="Times New Roman" w:eastAsia="FangSong" w:cs="Times New Roman"/>
-        </w:rPr>
-        <w:t>习题</w:t>
-      </w:r>
-      <w:r>
-        <w:rPr>
-          <w:rFonts w:hint="eastAsia" w:ascii="Times New Roman" w:hAnsi="Times New Roman" w:eastAsia="Times New Roman" w:cs="Times New Roman"/>
-        </w:rPr>
-        <w:t>6</w:t>
-      </w:r>
-      <w:r>
-        <w:rPr>
-          <w:rFonts w:ascii="Times New Roman" w:hAnsi="Times New Roman" w:eastAsia="Times New Roman" w:cs="Times New Roman"/>
-        </w:rPr>
-        <w:t xml:space="preserve"> </w:t>
-      </w:r>
       <w:r>
         <w:rPr>
           <w:rFonts w:ascii="Times New Roman" w:hAnsi="Times New Roman" w:eastAsia="Times New Roman" w:cs="Times New Roman"/>

--- a/00-首页/题组Word/第一轮习题集-学生版/第一轮化学原理-溶液与相图习题集.docx
+++ b/00-首页/题组Word/第一轮习题集-学生版/第一轮化学原理-溶液与相图习题集.docx
@@ -3,161 +3,6 @@
 <w:document xmlns:w="http://schemas.openxmlformats.org/wordprocessingml/2006/main" xmlns:m="http://schemas.openxmlformats.org/officeDocument/2006/math" xmlns:r="http://schemas.openxmlformats.org/officeDocument/2006/relationships" xmlns:o="urn:schemas-microsoft-com:office:office" xmlns:v="urn:schemas-microsoft-com:vml" xmlns:w10="urn:schemas-microsoft-com:office:word" xmlns:a="http://schemas.openxmlformats.org/drawingml/2006/main" xmlns:pic="http://schemas.openxmlformats.org/drawingml/2006/picture" xmlns:wp="http://schemas.openxmlformats.org/drawingml/2006/wordprocessingDrawing">
   <w:body>
     <w:bookmarkStart w:id="62" w:name="第一轮化学原理溶液与相图-习题集"/>
-    <w:p>
-      <w:pPr>
-        <w:spacing w:after="1800" w:before="1200" w:line="276" w:lineRule="auto"/>
-        <w:jc w:val="center"/>
-      </w:pPr>
-    </w:p>
-    <w:p>
-      <w:pPr>
-        <w:spacing w:after="320" w:before="0" w:line="276" w:lineRule="auto"/>
-        <w:jc w:val="center"/>
-      </w:pPr>
-      <w:r>
-        <w:rPr>
-          <w:rFonts w:ascii="Times New Roman" w:hAnsi="Times New Roman" w:eastAsia="SimHei" w:cs="Times New Roman"/>
-          <w:b/>
-          <w:color w:val="17324D"/>
-          <w:sz w:val="64"/>
-        </w:rPr>
-        <w:t>化学竞赛习题册</w:t>
-      </w:r>
-    </w:p>
-    <w:p>
-      <w:pPr>
-        <w:spacing w:after="120" w:before="0" w:line="276" w:lineRule="auto"/>
-        <w:jc w:val="center"/>
-      </w:pPr>
-      <w:r>
-        <w:rPr>
-          <w:rFonts w:ascii="Times New Roman" w:hAnsi="Times New Roman" w:eastAsia="Times New Roman" w:cs="Times New Roman"/>
-          <w:b w:val="0"/>
-          <w:color w:val="5B6975"/>
-          <w:sz w:val="32"/>
-        </w:rPr>
-        <w:t>student_build</w:t>
-      </w:r>
-    </w:p>
-    <w:p>
-      <w:pPr>
-        <w:spacing w:after="600" w:before="0" w:line="276" w:lineRule="auto"/>
-        <w:jc w:val="center"/>
-      </w:pPr>
-      <w:r>
-        <w:rPr>
-          <w:rFonts w:ascii="Times New Roman" w:hAnsi="Times New Roman" w:eastAsia="SimHei" w:cs="Times New Roman"/>
-          <w:b/>
-          <w:color w:val="17324D"/>
-          <w:sz w:val="44"/>
-        </w:rPr>
-        <w:t>第一轮化学原理</w:t>
-      </w:r>
-      <w:r>
-        <w:rPr>
-          <w:rFonts w:ascii="Times New Roman" w:hAnsi="Times New Roman" w:eastAsia="Times New Roman" w:cs="Times New Roman"/>
-          <w:b/>
-          <w:color w:val="17324D"/>
-          <w:sz w:val="44"/>
-        </w:rPr>
-        <w:t>·</w:t>
-      </w:r>
-      <w:r>
-        <w:rPr>
-          <w:rFonts w:ascii="Times New Roman" w:hAnsi="Times New Roman" w:eastAsia="SimHei" w:cs="Times New Roman"/>
-          <w:b/>
-          <w:color w:val="17324D"/>
-          <w:sz w:val="44"/>
-        </w:rPr>
-        <w:t>溶液与相图</w:t>
-      </w:r>
-      <w:r>
-        <w:rPr>
-          <w:rFonts w:ascii="Times New Roman" w:hAnsi="Times New Roman" w:eastAsia="Times New Roman" w:cs="Times New Roman"/>
-          <w:b/>
-          <w:color w:val="17324D"/>
-          <w:sz w:val="44"/>
-        </w:rPr>
-        <w:t xml:space="preserve"> </w:t>
-      </w:r>
-      <w:r>
-        <w:rPr>
-          <w:rFonts w:ascii="Times New Roman" w:hAnsi="Times New Roman" w:eastAsia="SimHei" w:cs="Times New Roman"/>
-          <w:b/>
-          <w:color w:val="17324D"/>
-          <w:sz w:val="44"/>
-        </w:rPr>
-        <w:t>习题集</w:t>
-      </w:r>
-    </w:p>
-    <w:p>
-      <w:pPr>
-        <w:spacing w:after="600" w:before="120" w:line="276" w:lineRule="auto"/>
-        <w:jc w:val="center"/>
-        <w:pBdr>
-          <w:bottom w:val="single" w:sz="8" w:space="4" w:color="4A6577"/>
-        </w:pBdr>
-      </w:pPr>
-    </w:p>
-    <w:p>
-      <w:pPr>
-        <w:spacing w:after="160" w:before="0" w:line="276" w:lineRule="auto"/>
-        <w:jc w:val="center"/>
-      </w:pPr>
-      <w:r>
-        <w:rPr>
-          <w:rFonts w:ascii="Times New Roman" w:hAnsi="Times New Roman" w:eastAsia="FangSong" w:cs="Times New Roman"/>
-          <w:b w:val="0"/>
-          <w:color w:val="5B6975"/>
-          <w:sz w:val="24"/>
-        </w:rPr>
-        <w:t>题量</w:t>
-      </w:r>
-      <w:r>
-        <w:rPr>
-          <w:rFonts w:ascii="Times New Roman" w:hAnsi="Times New Roman" w:eastAsia="Times New Roman" w:cs="Times New Roman"/>
-          <w:b w:val="0"/>
-          <w:color w:val="5B6975"/>
-          <w:sz w:val="24"/>
-        </w:rPr>
-        <w:t>：49</w:t>
-      </w:r>
-    </w:p>
-    <w:p>
-      <w:pPr>
-        <w:spacing w:after="160" w:before="0" w:line="276" w:lineRule="auto"/>
-        <w:jc w:val="center"/>
-      </w:pPr>
-      <w:r>
-        <w:rPr>
-          <w:rFonts w:ascii="Times New Roman" w:hAnsi="Times New Roman" w:eastAsia="FangSong" w:cs="Times New Roman"/>
-          <w:b w:val="0"/>
-          <w:color w:val="5B6975"/>
-          <w:sz w:val="24"/>
-        </w:rPr>
-        <w:t>日期</w:t>
-      </w:r>
-      <w:r>
-        <w:rPr>
-          <w:rFonts w:ascii="Times New Roman" w:hAnsi="Times New Roman" w:eastAsia="Times New Roman" w:cs="Times New Roman"/>
-          <w:b w:val="0"/>
-          <w:color w:val="5B6975"/>
-          <w:sz w:val="24"/>
-        </w:rPr>
-        <w:t>：2026-09-06</w:t>
-      </w:r>
-    </w:p>
-    <w:p>
-      <w:pPr>
-        <w:jc w:val="center"/>
-      </w:pPr>
-      <w:r>
-        <w:rPr>
-          <w:rFonts w:ascii="Times New Roman" w:hAnsi="Times New Roman" w:eastAsia="Times New Roman" w:cs="Times New Roman"/>
-        </w:rPr>
-        <w:br w:type="page"/>
-      </w:r>
-    </w:p>
     <w:p>
       <w:pPr>
         <w:pStyle w:val="Heading1"/>
